--- a/python/09_클래스와_객체/09_클래스와_객체_교안.docx
+++ b/python/09_클래스와_객체/09_클래스와_객체_교안.docx
@@ -7371,6 +7371,46 @@
             <w:r>
               <w:rPr>
                 <w:rFonts w:ascii="Consolas" w:cs="Consolas" w:eastAsia="맑은 고딕" w:hAnsi="Consolas"/>
+                <w:b w:val="false"/>
+                <w:bCs w:val="false"/>
+                <w:i/>
+                <w:iCs/>
+                <w:color w:val="6A9955"/>
+                <w:sz w:val="17"/>
+                <w:szCs w:val="17"/>
+              </w:rPr>
+              <w:t xml:space="preserve"># 계좌를 만들 때 주인 이름과 처음 잔액(기본 0원)을 받아요</w:t>
+            </w:r>
+          </w:p>
+          <w:p>
+            <w:pPr>
+              <w:spacing w:after="0" w:line="252"/>
+            </w:pPr>
+            <w:r>
+              <w:rPr>
+                <w:rFonts w:ascii="Consolas" w:cs="Consolas" w:eastAsia="맑은 고딕" w:hAnsi="Consolas"/>
+                <w:color w:val="A0A0A0"/>
+                <w:sz w:val="17"/>
+                <w:szCs w:val="17"/>
+              </w:rPr>
+              <w:t xml:space="preserve"> 6  </w:t>
+            </w:r>
+            <w:r>
+              <w:rPr>
+                <w:rFonts w:ascii="Consolas" w:cs="Consolas" w:eastAsia="맑은 고딕" w:hAnsi="Consolas"/>
+                <w:b w:val="false"/>
+                <w:bCs w:val="false"/>
+                <w:i w:val="false"/>
+                <w:iCs w:val="false"/>
+                <w:color w:val="24292F"/>
+                <w:sz w:val="17"/>
+                <w:szCs w:val="17"/>
+              </w:rPr>
+              <w:t xml:space="preserve">    </w:t>
+            </w:r>
+            <w:r>
+              <w:rPr>
+                <w:rFonts w:ascii="Consolas" w:cs="Consolas" w:eastAsia="맑은 고딕" w:hAnsi="Consolas"/>
                 <w:b/>
                 <w:bCs/>
                 <w:i w:val="false"/>
@@ -7536,7 +7576,7 @@
                 <w:sz w:val="17"/>
                 <w:szCs w:val="17"/>
               </w:rPr>
-              <w:t xml:space="preserve"> 6  </w:t>
+              <w:t xml:space="preserve"> 7  </w:t>
             </w:r>
             <w:r>
               <w:rPr>
@@ -7628,7 +7668,7 @@
                 <w:sz w:val="17"/>
                 <w:szCs w:val="17"/>
               </w:rPr>
-              <w:t xml:space="preserve"> 7  </w:t>
+              <w:t xml:space="preserve"> 8  </w:t>
             </w:r>
             <w:r>
               <w:rPr>
@@ -7720,7 +7760,7 @@
                 <w:sz w:val="17"/>
                 <w:szCs w:val="17"/>
               </w:rPr>
-              <w:t xml:space="preserve"> 8  </w:t>
+              <w:t xml:space="preserve"> 9  </w:t>
             </w:r>
             <w:r>
               <w:rPr>
@@ -7742,7 +7782,47 @@
                 <w:sz w:val="17"/>
                 <w:szCs w:val="17"/>
               </w:rPr>
-              <w:t xml:space="preserve"> 9  </w:t>
+              <w:t xml:space="preserve">10  </w:t>
+            </w:r>
+            <w:r>
+              <w:rPr>
+                <w:rFonts w:ascii="Consolas" w:cs="Consolas" w:eastAsia="맑은 고딕" w:hAnsi="Consolas"/>
+                <w:b w:val="false"/>
+                <w:bCs w:val="false"/>
+                <w:i w:val="false"/>
+                <w:iCs w:val="false"/>
+                <w:color w:val="24292F"/>
+                <w:sz w:val="17"/>
+                <w:szCs w:val="17"/>
+              </w:rPr>
+              <w:t xml:space="preserve">    </w:t>
+            </w:r>
+            <w:r>
+              <w:rPr>
+                <w:rFonts w:ascii="Consolas" w:cs="Consolas" w:eastAsia="맑은 고딕" w:hAnsi="Consolas"/>
+                <w:b w:val="false"/>
+                <w:bCs w:val="false"/>
+                <w:i/>
+                <w:iCs/>
+                <w:color w:val="6A9955"/>
+                <w:sz w:val="17"/>
+                <w:szCs w:val="17"/>
+              </w:rPr>
+              <w:t xml:space="preserve"># 입금: 0원 이하면 안내만 하고 return 으로 바로 끝내기</w:t>
+            </w:r>
+          </w:p>
+          <w:p>
+            <w:pPr>
+              <w:spacing w:after="0" w:line="252"/>
+            </w:pPr>
+            <w:r>
+              <w:rPr>
+                <w:rFonts w:ascii="Consolas" w:cs="Consolas" w:eastAsia="맑은 고딕" w:hAnsi="Consolas"/>
+                <w:color w:val="A0A0A0"/>
+                <w:sz w:val="17"/>
+                <w:szCs w:val="17"/>
+              </w:rPr>
+              <w:t xml:space="preserve">11  </w:t>
             </w:r>
             <w:r>
               <w:rPr>
@@ -7873,7 +7953,7 @@
                 <w:sz w:val="17"/>
                 <w:szCs w:val="17"/>
               </w:rPr>
-              <w:t xml:space="preserve">10  </w:t>
+              <w:t xml:space="preserve">12  </w:t>
             </w:r>
             <w:r>
               <w:rPr>
@@ -7978,7 +8058,7 @@
                 <w:sz w:val="17"/>
                 <w:szCs w:val="17"/>
               </w:rPr>
-              <w:t xml:space="preserve">11  </w:t>
+              <w:t xml:space="preserve">13  </w:t>
             </w:r>
             <w:r>
               <w:rPr>
@@ -8057,7 +8137,7 @@
                 <w:sz w:val="17"/>
                 <w:szCs w:val="17"/>
               </w:rPr>
-              <w:t xml:space="preserve">12  </w:t>
+              <w:t xml:space="preserve">14  </w:t>
             </w:r>
             <w:r>
               <w:rPr>
@@ -8097,7 +8177,7 @@
                 <w:sz w:val="17"/>
                 <w:szCs w:val="17"/>
               </w:rPr>
-              <w:t xml:space="preserve">13  </w:t>
+              <w:t xml:space="preserve">15  </w:t>
             </w:r>
             <w:r>
               <w:rPr>
@@ -8189,7 +8269,7 @@
                 <w:sz w:val="17"/>
                 <w:szCs w:val="17"/>
               </w:rPr>
-              <w:t xml:space="preserve">14  </w:t>
+              <w:t xml:space="preserve">16  </w:t>
             </w:r>
             <w:r>
               <w:rPr>
@@ -8211,7 +8291,47 @@
                 <w:sz w:val="17"/>
                 <w:szCs w:val="17"/>
               </w:rPr>
-              <w:t xml:space="preserve">15  </w:t>
+              <w:t xml:space="preserve">17  </w:t>
+            </w:r>
+            <w:r>
+              <w:rPr>
+                <w:rFonts w:ascii="Consolas" w:cs="Consolas" w:eastAsia="맑은 고딕" w:hAnsi="Consolas"/>
+                <w:b w:val="false"/>
+                <w:bCs w:val="false"/>
+                <w:i w:val="false"/>
+                <w:iCs w:val="false"/>
+                <w:color w:val="24292F"/>
+                <w:sz w:val="17"/>
+                <w:szCs w:val="17"/>
+              </w:rPr>
+              <w:t xml:space="preserve">    </w:t>
+            </w:r>
+            <w:r>
+              <w:rPr>
+                <w:rFonts w:ascii="Consolas" w:cs="Consolas" w:eastAsia="맑은 고딕" w:hAnsi="Consolas"/>
+                <w:b w:val="false"/>
+                <w:bCs w:val="false"/>
+                <w:i/>
+                <w:iCs/>
+                <w:color w:val="6A9955"/>
+                <w:sz w:val="17"/>
+                <w:szCs w:val="17"/>
+              </w:rPr>
+              <w:t xml:space="preserve"># 출금: 잔액보다 많이 꺼내려 하면 막기</w:t>
+            </w:r>
+          </w:p>
+          <w:p>
+            <w:pPr>
+              <w:spacing w:after="0" w:line="252"/>
+            </w:pPr>
+            <w:r>
+              <w:rPr>
+                <w:rFonts w:ascii="Consolas" w:cs="Consolas" w:eastAsia="맑은 고딕" w:hAnsi="Consolas"/>
+                <w:color w:val="A0A0A0"/>
+                <w:sz w:val="17"/>
+                <w:szCs w:val="17"/>
+              </w:rPr>
+              <w:t xml:space="preserve">18  </w:t>
             </w:r>
             <w:r>
               <w:rPr>
@@ -8342,7 +8462,7 @@
                 <w:sz w:val="17"/>
                 <w:szCs w:val="17"/>
               </w:rPr>
-              <w:t xml:space="preserve">16  </w:t>
+              <w:t xml:space="preserve">19  </w:t>
             </w:r>
             <w:r>
               <w:rPr>
@@ -8473,7 +8593,7 @@
                 <w:sz w:val="17"/>
                 <w:szCs w:val="17"/>
               </w:rPr>
-              <w:t xml:space="preserve">17  </w:t>
+              <w:t xml:space="preserve">20  </w:t>
             </w:r>
             <w:r>
               <w:rPr>
@@ -8552,7 +8672,7 @@
                 <w:sz w:val="17"/>
                 <w:szCs w:val="17"/>
               </w:rPr>
-              <w:t xml:space="preserve">18  </w:t>
+              <w:t xml:space="preserve">21  </w:t>
             </w:r>
             <w:r>
               <w:rPr>
@@ -8592,7 +8712,7 @@
                 <w:sz w:val="17"/>
                 <w:szCs w:val="17"/>
               </w:rPr>
-              <w:t xml:space="preserve">19  </w:t>
+              <w:t xml:space="preserve">22  </w:t>
             </w:r>
             <w:r>
               <w:rPr>
@@ -8684,7 +8804,7 @@
                 <w:sz w:val="17"/>
                 <w:szCs w:val="17"/>
               </w:rPr>
-              <w:t xml:space="preserve">20  </w:t>
+              <w:t xml:space="preserve">23  </w:t>
             </w:r>
             <w:r>
               <w:rPr>
@@ -8706,7 +8826,47 @@
                 <w:sz w:val="17"/>
                 <w:szCs w:val="17"/>
               </w:rPr>
-              <w:t xml:space="preserve">21  </w:t>
+              <w:t xml:space="preserve">24  </w:t>
+            </w:r>
+            <w:r>
+              <w:rPr>
+                <w:rFonts w:ascii="Consolas" w:cs="Consolas" w:eastAsia="맑은 고딕" w:hAnsi="Consolas"/>
+                <w:b w:val="false"/>
+                <w:bCs w:val="false"/>
+                <w:i w:val="false"/>
+                <w:iCs w:val="false"/>
+                <w:color w:val="24292F"/>
+                <w:sz w:val="17"/>
+                <w:szCs w:val="17"/>
+              </w:rPr>
+              <w:t xml:space="preserve">    </w:t>
+            </w:r>
+            <w:r>
+              <w:rPr>
+                <w:rFonts w:ascii="Consolas" w:cs="Consolas" w:eastAsia="맑은 고딕" w:hAnsi="Consolas"/>
+                <w:b w:val="false"/>
+                <w:bCs w:val="false"/>
+                <w:i/>
+                <w:iCs/>
+                <w:color w:val="6A9955"/>
+                <w:sz w:val="17"/>
+                <w:szCs w:val="17"/>
+              </w:rPr>
+              <w:t xml:space="preserve"># print(객체) 할 때 보여 줄 글자 ({:,} 는 천 단위 쉼표)</w:t>
+            </w:r>
+          </w:p>
+          <w:p>
+            <w:pPr>
+              <w:spacing w:after="0" w:line="252"/>
+            </w:pPr>
+            <w:r>
+              <w:rPr>
+                <w:rFonts w:ascii="Consolas" w:cs="Consolas" w:eastAsia="맑은 고딕" w:hAnsi="Consolas"/>
+                <w:color w:val="A0A0A0"/>
+                <w:sz w:val="17"/>
+                <w:szCs w:val="17"/>
+              </w:rPr>
+              <w:t xml:space="preserve">25  </w:t>
             </w:r>
             <w:r>
               <w:rPr>
@@ -8811,7 +8971,7 @@
                 <w:sz w:val="17"/>
                 <w:szCs w:val="17"/>
               </w:rPr>
-              <w:t xml:space="preserve">22  </w:t>
+              <w:t xml:space="preserve">26  </w:t>
             </w:r>
             <w:r>
               <w:rPr>
@@ -8890,7 +9050,7 @@
                 <w:sz w:val="17"/>
                 <w:szCs w:val="17"/>
               </w:rPr>
-              <w:t xml:space="preserve">23  </w:t>
+              <w:t xml:space="preserve">27  </w:t>
             </w:r>
             <w:r>
               <w:rPr>
@@ -8912,7 +9072,34 @@
                 <w:sz w:val="17"/>
                 <w:szCs w:val="17"/>
               </w:rPr>
-              <w:t xml:space="preserve">24  </w:t>
+              <w:t xml:space="preserve">28  </w:t>
+            </w:r>
+            <w:r>
+              <w:rPr>
+                <w:rFonts w:ascii="Consolas" w:cs="Consolas" w:eastAsia="맑은 고딕" w:hAnsi="Consolas"/>
+                <w:b w:val="false"/>
+                <w:bCs w:val="false"/>
+                <w:i/>
+                <w:iCs/>
+                <w:color w:val="6A9955"/>
+                <w:sz w:val="17"/>
+                <w:szCs w:val="17"/>
+              </w:rPr>
+              <w:t xml:space="preserve"># 계좌 두 개 만들기 (b 는 잔액을 안 줘서 0원)</w:t>
+            </w:r>
+          </w:p>
+          <w:p>
+            <w:pPr>
+              <w:spacing w:after="0" w:line="252"/>
+            </w:pPr>
+            <w:r>
+              <w:rPr>
+                <w:rFonts w:ascii="Consolas" w:cs="Consolas" w:eastAsia="맑은 고딕" w:hAnsi="Consolas"/>
+                <w:color w:val="A0A0A0"/>
+                <w:sz w:val="17"/>
+                <w:szCs w:val="17"/>
+              </w:rPr>
+              <w:t xml:space="preserve">29  </w:t>
             </w:r>
             <w:r>
               <w:rPr>
@@ -9030,7 +9217,7 @@
                 <w:sz w:val="17"/>
                 <w:szCs w:val="17"/>
               </w:rPr>
-              <w:t xml:space="preserve">25  </w:t>
+              <w:t xml:space="preserve">30  </w:t>
             </w:r>
             <w:r>
               <w:rPr>
@@ -9122,7 +9309,34 @@
                 <w:sz w:val="17"/>
                 <w:szCs w:val="17"/>
               </w:rPr>
-              <w:t xml:space="preserve">26  </w:t>
+              <w:t xml:space="preserve">31  </w:t>
+            </w:r>
+            <w:r>
+              <w:rPr>
+                <w:rFonts w:ascii="Consolas" w:cs="Consolas" w:eastAsia="맑은 고딕" w:hAnsi="Consolas"/>
+                <w:b w:val="false"/>
+                <w:bCs w:val="false"/>
+                <w:i/>
+                <w:iCs/>
+                <w:color w:val="6A9955"/>
+                <w:sz w:val="17"/>
+                <w:szCs w:val="17"/>
+              </w:rPr>
+              <w:t xml:space="preserve"># 잔액 부족 · 음수 입금은 메서드가 막아 줘요</w:t>
+            </w:r>
+          </w:p>
+          <w:p>
+            <w:pPr>
+              <w:spacing w:after="0" w:line="252"/>
+            </w:pPr>
+            <w:r>
+              <w:rPr>
+                <w:rFonts w:ascii="Consolas" w:cs="Consolas" w:eastAsia="맑은 고딕" w:hAnsi="Consolas"/>
+                <w:color w:val="A0A0A0"/>
+                <w:sz w:val="17"/>
+                <w:szCs w:val="17"/>
+              </w:rPr>
+              <w:t xml:space="preserve">32  </w:t>
             </w:r>
             <w:r>
               <w:rPr>
@@ -9214,7 +9428,7 @@
                 <w:sz w:val="17"/>
                 <w:szCs w:val="17"/>
               </w:rPr>
-              <w:t xml:space="preserve">27  </w:t>
+              <w:t xml:space="preserve">33  </w:t>
             </w:r>
             <w:r>
               <w:rPr>
@@ -9306,7 +9520,7 @@
                 <w:sz w:val="17"/>
                 <w:szCs w:val="17"/>
               </w:rPr>
-              <w:t xml:space="preserve">28  </w:t>
+              <w:t xml:space="preserve">34  </w:t>
             </w:r>
             <w:r>
               <w:rPr>
@@ -9398,7 +9612,7 @@
                 <w:sz w:val="17"/>
                 <w:szCs w:val="17"/>
               </w:rPr>
-              <w:t xml:space="preserve">29  </w:t>
+              <w:t xml:space="preserve">35  </w:t>
             </w:r>
             <w:r>
               <w:rPr>
@@ -9490,7 +9704,7 @@
                 <w:sz w:val="17"/>
                 <w:szCs w:val="17"/>
               </w:rPr>
-              <w:t xml:space="preserve">30  </w:t>
+              <w:t xml:space="preserve">36  </w:t>
             </w:r>
             <w:r>
               <w:rPr>
@@ -9556,7 +9770,7 @@
                 <w:sz w:val="17"/>
                 <w:szCs w:val="17"/>
               </w:rPr>
-              <w:t xml:space="preserve">31  </w:t>
+              <w:t xml:space="preserve">37  </w:t>
             </w:r>
             <w:r>
               <w:rPr>
@@ -9915,7 +10129,7 @@
                 <w:sz w:val="19"/>
                 <w:szCs w:val="19"/>
               </w:rPr>
-              <w:t xml:space="preserve">5</w:t>
+              <w:t xml:space="preserve">6</w:t>
             </w:r>
           </w:p>
         </w:tc>
@@ -10017,7 +10231,7 @@
                 <w:sz w:val="19"/>
                 <w:szCs w:val="19"/>
               </w:rPr>
-              <w:t xml:space="preserve">10</w:t>
+              <w:t xml:space="preserve">12</w:t>
             </w:r>
           </w:p>
         </w:tc>
@@ -10135,7 +10349,7 @@
                 <w:sz w:val="19"/>
                 <w:szCs w:val="19"/>
               </w:rPr>
-              <w:t xml:space="preserve">12</w:t>
+              <w:t xml:space="preserve">14</w:t>
             </w:r>
           </w:p>
         </w:tc>
@@ -10237,7 +10451,7 @@
                 <w:sz w:val="19"/>
                 <w:szCs w:val="19"/>
               </w:rPr>
-              <w:t xml:space="preserve">16</w:t>
+              <w:t xml:space="preserve">19</w:t>
             </w:r>
           </w:p>
         </w:tc>
@@ -10339,7 +10553,7 @@
                 <w:sz w:val="19"/>
                 <w:szCs w:val="19"/>
               </w:rPr>
-              <w:t xml:space="preserve">22</w:t>
+              <w:t xml:space="preserve">26</w:t>
             </w:r>
           </w:p>
         </w:tc>
